--- a/docs/SatAlign_V3_Schnelleinstieg.docx
+++ b/docs/SatAlign_V3_Schnelleinstieg.docx
@@ -17,6 +17,17 @@
       </w:r>
     </w:p>
     <w:p>
+      <w:pPr/>
+      <w:r>
+        <w:t>Softwarestand: V3.1.4</w:t>
+      </w:r>
+    </w:p>
+    <w:p>
+      <w:r>
+        <w:t>V3.1.1: Firmware-Update wahlweise per ArduinoOTA aus der IDE oder per ElegantOTA im Browser unter /update.</w:t>
+      </w:r>
+    </w:p>
+    <w:p>
       <w:pPr>
         <w:spacing w:after="160"/>
         <w:jc w:val="center"/>
@@ -27,6 +38,12 @@
           <w:sz w:val="21"/>
         </w:rPr>
         <w:t>Automatische Satelliten-Ausrichthilfe - Kurzbedienung</w:t>
+      </w:r>
+    </w:p>
+    <w:p>
+      <w:pPr/>
+      <w:r>
+        <w:t>Stand V3.1.4 - RF-Filter 0,50 - AUTO-Kandidat ab 80 % - kein Peak-Ruecklauf</w:t>
       </w:r>
     </w:p>
     <w:tbl>
@@ -71,6 +88,12 @@
       <w:pPr>
         <w:spacing w:after="20"/>
       </w:pPr>
+    </w:p>
+    <w:p>
+      <w:pPr/>
+      <w:r>
+        <w:t>V3.1.4: RF-Anzeige und AUTO-Suche verwenden weiterhin dieselbe Prozentbewertung. Die normale AUTO-Kandidatenschwelle bleibt bei 80 %, die gemeinsame RF-Anzeige bei maximal 95 %. Nach einem separaten Vergleichstest mit Filterfaktoren 0,75, 0,50 und 0,25 wurde RF_FILTER_ALPHA von 0,75 auf 0,50 reduziert. Dadurch werden kleine Signalveraenderungen beim Feinjustieren schneller sichtbar, ohne die staerkere Unruhe von 0,25 zu uebernehmen.</w:t>
+      </w:r>
     </w:p>
     <w:tbl>
       <w:tblPr>
@@ -493,10 +516,7 @@
                     <w:ind w:left="142" w:hanging="102"/>
                   </w:pPr>
                   <w:r>
-                    <w:rPr>
-                      <w:sz w:val="18"/>
-                    </w:rPr>
-                    <w:t>• PLUS = richtiger Satellit / Signal optimieren starten.</w:t>
+                    <w:t>• PLUS = richtiger Satellit bestaetigen.</w:t>
                   </w:r>
                 </w:p>
                 <w:p>
@@ -517,10 +537,7 @@
                     <w:ind w:left="142" w:hanging="102"/>
                   </w:pPr>
                   <w:r>
-                    <w:rPr>
-                      <w:sz w:val="18"/>
-                    </w:rPr>
-                    <w:t>• Kleinerer RF-Wert bedeutet stärkeres Signal.</w:t>
+                    <w:t>• Hoeherer SIGNAL-%-Wert = staerkeres Signal; beim ADC gilt umgekehrt: kleiner = staerker.</w:t>
                   </w:r>
                 </w:p>
               </w:tc>
@@ -554,14 +571,8 @@
                   <w:pPr>
                     <w:spacing w:after="40"/>
                   </w:pPr>
-                  <w:r/>
                   <w:r>
-                    <w:rPr>
-                      <w:b/>
-                      <w:color w:val="375623"/>
-                      <w:sz w:val="21"/>
-                    </w:rPr>
-                    <w:t>6. Signal optimieren</w:t>
+                    <w:t>6. AUTO-Log bei Problemen</w:t>
                   </w:r>
                 </w:p>
                 <w:p>
@@ -570,10 +581,7 @@
                     <w:ind w:left="142" w:hanging="102"/>
                   </w:pPr>
                   <w:r>
-                    <w:rPr>
-                      <w:sz w:val="18"/>
-                    </w:rPr>
-                    <w:t>• Nach PLUS prüft die Anlage automatisch Azimut und Winkel in kleinen Schritten.</w:t>
+                    <w:t>• Bei unplausibler Suche den seriellen Block AUTO_LOG_BEGIN bis AUTO_LOG_END sichern.</w:t>
                   </w:r>
                 </w:p>
                 <w:p>
@@ -582,10 +590,7 @@
                     <w:ind w:left="142" w:hanging="102"/>
                   </w:pPr>
                   <w:r>
-                    <w:rPr>
-                      <w:sz w:val="18"/>
-                    </w:rPr>
-                    <w:t>• Die Web-UI zeigt Phase, aktuellen RF-Wert, besten RF-Wert und Winkel.</w:t>
+                    <w:t>• Der Block enthaelt RF-, Richtungs-, Hall-, Elevations- und BADSAT-Daten.</w:t>
                   </w:r>
                 </w:p>
                 <w:p>
@@ -594,10 +599,7 @@
                     <w:ind w:left="142" w:hanging="102"/>
                   </w:pPr>
                   <w:r>
-                    <w:rPr>
-                      <w:sz w:val="18"/>
-                    </w:rPr>
-                    <w:t>• Ost-/West-Endsensoren begrenzen die Azimut-Optimierung.</w:t>
+                    <w:t>• Keine automatische Peak-/Signaloptimierung im stabilen Release V3.1.4.</w:t>
                   </w:r>
                 </w:p>
               </w:tc>
@@ -779,16 +781,18 @@
         <w:jc w:val="center"/>
       </w:pPr>
       <w:r>
-        <w:rPr>
-          <w:b/>
-          <w:color w:val="1F4E79"/>
-          <w:sz w:val="20"/>
-        </w:rPr>
-        <w:t>Kurzregel: Receiver an, grob nach Süden, Ausrichten, Suchen, bei TV-Bild PLUS drücken und Signal optimieren lassen.</w:t>
+        <w:t>Kurzregel: Receiver an, grob nach Sueden, Ausrichten, Suchen, Kandidat am TV pruefen. PLUS bestaetigt den richtigen Satelliten, MINUS verwirft ihn und setzt die Suche fort.</w:t>
+      </w:r>
+    </w:p>
+    <w:p>
+      <w:pPr/>
+      <w:r>
+        <w:t>Hardwareproblem? Den separaten InstallTest unter tools/SatAlign_ESP32_V3_InstallTest/SatAlign_ESP32_V3_InstallTest.ino verwenden. Er dient nur der Diagnose; danach wieder die Hauptfirmware SatAlign_ESP32_V3.ino flashen.</w:t>
       </w:r>
     </w:p>
     <w:sectPr>
       <w:footerReference w:type="default" r:id="rId9"/>
+      <w:headerReference w:type="default" r:id="rId10"/>
       <w:pgSz w:w="16838" w:h="11906" w:orient="landscape"/>
       <w:pgMar w:top="567" w:right="567" w:bottom="454" w:left="567" w:header="720" w:footer="720" w:gutter="0"/>
       <w:cols w:space="720"/>
@@ -814,6 +818,16 @@
     </w:r>
   </w:p>
 </w:ftr>
+</file>
+
+<file path=word/header1.xml><?xml version="1.0" encoding="utf-8"?>
+<w:hdr xmlns:m="http://schemas.openxmlformats.org/officeDocument/2006/math" xmlns:mc="http://schemas.openxmlformats.org/markup-compatibility/2006" xmlns:mo="http://schemas.microsoft.com/office/mac/office/2008/main" xmlns:mv="urn:schemas-microsoft-com:mac:vml" xmlns:o="urn:schemas-microsoft-com:office:office" xmlns:r="http://schemas.openxmlformats.org/officeDocument/2006/relationships" xmlns:v="urn:schemas-microsoft-com:vml" xmlns:w10="urn:schemas-microsoft-com:office:word" xmlns:w14="http://schemas.microsoft.com/office/word/2010/wordml" xmlns:w="http://schemas.openxmlformats.org/wordprocessingml/2006/main" xmlns:wne="http://schemas.microsoft.com/office/word/2006/wordml" xmlns:wp14="http://schemas.microsoft.com/office/word/2010/wordprocessingDrawing" xmlns:wp="http://schemas.openxmlformats.org/drawingml/2006/wordprocessingDrawing" xmlns:wpc="http://schemas.microsoft.com/office/word/2010/wordprocessingCanvas" xmlns:wpg="http://schemas.microsoft.com/office/word/2010/wordprocessingGroup" xmlns:wpi="http://schemas.microsoft.com/office/word/2010/wordprocessingInk" xmlns:wps="http://schemas.microsoft.com/office/word/2010/wordprocessingShape" mc:Ignorable="w14 wp14">
+  <w:p>
+    <w:pPr>
+      <w:pStyle w:val="Header"/>
+    </w:pPr>
+  </w:p>
+</w:hdr>
 </file>
 
 <file path=word/numbering.xml><?xml version="1.0" encoding="utf-8"?>

--- a/docs/SatAlign_V3_Schnelleinstieg.docx
+++ b/docs/SatAlign_V3_Schnelleinstieg.docx
@@ -92,7 +92,7 @@
     <w:p>
       <w:pPr/>
       <w:r>
-        <w:t>V3.1.4: RF-Anzeige und AUTO-Suche verwenden weiterhin dieselbe Prozentbewertung. Die normale AUTO-Kandidatenschwelle bleibt bei 80 %, die gemeinsame RF-Anzeige bei maximal 95 %. Nach einem separaten Vergleichstest mit Filterfaktoren 0,75, 0,50 und 0,25 wurde RF_FILTER_ALPHA von 0,75 auf 0,50 reduziert. Dadurch werden kleine Signalveraenderungen beim Feinjustieren schneller sichtbar, ohne die staerkere Unruhe von 0,25 zu uebernehmen.</w:t>
+        <w:t>V3.1.4: RF-Anzeige und AUTO-Suche verwenden weiterhin dieselbe Prozentbewertung. Die normale AUTO-Kandidatenschwelle bleibt bei 80 %, die gemeinsame RF-Anzeige bei maximal 100 %. Nach einem separaten Vergleichstest mit Filterfaktoren 0,75, 0,50 und 0,25 wurde RF_FILTER_ALPHA von 0,75 auf 0,50 reduziert. Dadurch werden kleine Signalveraenderungen beim Feinjustieren schneller sichtbar, ohne die staerkere Unruhe von 0,25 zu uebernehmen.</w:t>
       </w:r>
     </w:p>
     <w:tbl>

--- a/docs/SatAlign_V3_Schnelleinstieg.docx
+++ b/docs/SatAlign_V3_Schnelleinstieg.docx
@@ -19,7 +19,7 @@
     <w:p>
       <w:pPr/>
       <w:r>
-        <w:t>Softwarestand: V3.1.4</w:t>
+        <w:t>Softwarestand: V3.1.5</w:t>
       </w:r>
     </w:p>
     <w:p>
@@ -43,7 +43,7 @@
     <w:p>
       <w:pPr/>
       <w:r>
-        <w:t>Stand V3.1.4 - RF-Filter 0,50 - AUTO-Kandidat ab 80 % - kein Peak-Ruecklauf</w:t>
+        <w:t>Stand V3.1.5 - RF-Filter 0,50 - AUTO-Kandidat ab 80 % - Web-Feinjustierung erweitert</w:t>
       </w:r>
     </w:p>
     <w:tbl>
@@ -92,7 +92,7 @@
     <w:p>
       <w:pPr/>
       <w:r>
-        <w:t>V3.1.4: RF-Anzeige und AUTO-Suche verwenden weiterhin dieselbe Prozentbewertung. Die normale AUTO-Kandidatenschwelle bleibt bei 80 %, die gemeinsame RF-Anzeige bei maximal 100 %. Nach einem separaten Vergleichstest mit Filterfaktoren 0,75, 0,50 und 0,25 wurde RF_FILTER_ALPHA von 0,75 auf 0,50 reduziert. Dadurch werden kleine Signalveraenderungen beim Feinjustieren schneller sichtbar, ohne die staerkere Unruhe von 0,25 zu uebernehmen.</w:t>
+        <w:t>V3.1.5: RF-Anzeige und AUTO-Suche verwenden weiterhin dieselbe Prozentbewertung. Die normale AUTO-Kandidatenschwelle bleibt bei 80 %, die gemeinsame RF-Anzeige bei maximal 100 %. Nach einem separaten Vergleichstest mit Filterfaktoren 0,75, 0,50 und 0,25 wurde RF_FILTER_ALPHA von 0,75 auf 0,50 reduziert. Dadurch werden kleine Signalveraenderungen beim Feinjustieren schneller sichtbar, ohne die staerkere Unruhe von 0,25 zu uebernehmen. Auf der Seite Suchen steht der Prozentwert im Vordergrund: &lt;80 % schwach, 80-&lt;85 % brauchbar, 85-&lt;95 % gut, &gt;=95 % sehr gut. ADC/Spannung sind dort nicht als primaere Bedienwerte noetig und bleiben der Diagnose bzw. Feinjustierung vorbehalten.</w:t>
       </w:r>
     </w:p>
     <w:tbl>
@@ -146,53 +146,14 @@
                   <w:vAlign w:val="top"/>
                 </w:tcPr>
                 <w:p>
-                  <w:pPr>
-                    <w:spacing w:after="40"/>
-                  </w:pPr>
-                  <w:r/>
                   <w:r>
-                    <w:rPr>
-                      <w:b/>
-                      <w:color w:val="1F4E79"/>
-                      <w:sz w:val="21"/>
-                    </w:rPr>
                     <w:t>1. Einschalten</w:t>
-                  </w:r>
-                </w:p>
-                <w:p>
-                  <w:pPr>
-                    <w:spacing w:after="20"/>
-                    <w:ind w:left="142" w:hanging="102"/>
-                  </w:pPr>
-                  <w:r>
-                    <w:rPr>
-                      <w:sz w:val="18"/>
-                    </w:rPr>
-                    <w:t>• Anlage einschalten und warten, bis das hellblaue Startfenster erscheint.</w:t>
-                  </w:r>
-                </w:p>
-                <w:p>
-                  <w:pPr>
-                    <w:spacing w:after="20"/>
-                    <w:ind w:left="142" w:hanging="102"/>
-                  </w:pPr>
-                  <w:r>
-                    <w:rPr>
-                      <w:sz w:val="18"/>
-                    </w:rPr>
-                    <w:t>• Im Startfenster kann der Winkel ca. 10 Sekunden korrigiert werden.</w:t>
-                  </w:r>
-                </w:p>
-                <w:p>
-                  <w:pPr>
-                    <w:spacing w:after="20"/>
-                    <w:ind w:left="142" w:hanging="102"/>
-                  </w:pPr>
-                  <w:r>
-                    <w:rPr>
-                      <w:sz w:val="18"/>
-                    </w:rPr>
-                    <w:t>• PLUS = Winkel höher, MINUS = Winkel niedriger, MODE = sofort weiter.</w:t>
+                    <w:br/>
+                    <w:t>• Anlage einschalten; kurz erscheint der START-/Südausrichtungs-Hinweis ohne Tastenbedienung.</w:t>
+                    <w:br/>
+                    <w:t>• Danach wechselt das System ins Hauptmenü.</w:t>
+                    <w:br/>
+                    <w:t>• Die Elevation wird nicht mehr in einem Boot-Zeitfenster eingestellt.</w:t>
                   </w:r>
                 </w:p>
               </w:tc>
@@ -300,64 +261,15 @@
                   <w:vAlign w:val="top"/>
                 </w:tcPr>
                 <w:p>
-                  <w:pPr>
-                    <w:spacing w:after="40"/>
-                  </w:pPr>
-                  <w:r/>
                   <w:r>
-                    <w:rPr>
-                      <w:b/>
-                      <w:color w:val="1F4E79"/>
-                      <w:sz w:val="21"/>
-                    </w:rPr>
                     <w:t>3. Mitte / Ausrichten</w:t>
-                  </w:r>
-                </w:p>
-                <w:p>
-                  <w:pPr>
-                    <w:spacing w:after="20"/>
-                    <w:ind w:left="142" w:hanging="102"/>
-                  </w:pPr>
-                  <w:r>
-                    <w:rPr>
-                      <w:sz w:val="18"/>
-                    </w:rPr>
-                    <w:t>• Menü Ausrichten öffnen.</w:t>
-                  </w:r>
-                </w:p>
-                <w:p>
-                  <w:pPr>
-                    <w:spacing w:after="20"/>
-                    <w:ind w:left="142" w:hanging="102"/>
-                  </w:pPr>
-                  <w:r>
-                    <w:rPr>
-                      <w:sz w:val="18"/>
-                    </w:rPr>
-                    <w:t>• Ausrichten starten drücken.</w:t>
-                  </w:r>
-                </w:p>
-                <w:p>
-                  <w:pPr>
-                    <w:spacing w:after="20"/>
-                    <w:ind w:left="142" w:hanging="102"/>
-                  </w:pPr>
-                  <w:r>
-                    <w:rPr>
-                      <w:sz w:val="18"/>
-                    </w:rPr>
-                    <w:t>• Die Anlage sucht die Mitte und zeigt Phase, Info, RF und Winkel an.</w:t>
-                  </w:r>
-                </w:p>
-                <w:p>
-                  <w:pPr>
-                    <w:spacing w:after="20"/>
-                    <w:ind w:left="142" w:hanging="102"/>
-                  </w:pPr>
-                  <w:r>
-                    <w:rPr>
-                      <w:sz w:val="18"/>
-                    </w:rPr>
+                    <w:br/>
+                    <w:t>• Menü Ausrichten / Mitte einstellen öffnen.</w:t>
+                    <w:br/>
+                    <w:t>• Lokal: PLUS/MINUS korrigieren die Elevation in kurzen Pulsen von ca. 250 ms; MODE startet die Mittenfahrt.</w:t>
+                    <w:br/>
+                    <w:t>• Web-UI: „Ausrichten starten“ startet die Mittenfahrt direkt.</w:t>
+                    <w:br/>
                     <w:t>• ABBRUCH stoppt die Bewegung.</w:t>
                   </w:r>
                 </w:p>
@@ -781,7 +693,7 @@
         <w:jc w:val="center"/>
       </w:pPr>
       <w:r>
-        <w:t>Kurzregel: Receiver an, grob nach Sueden, Ausrichten, Suchen, Kandidat am TV pruefen. PLUS bestaetigt den richtigen Satelliten, MINUS verwirft ihn und setzt die Suche fort.</w:t>
+        <w:t>Kurzregel: Receiver an, grob nach Sueden, Ausrichten, Suchen, Kandidat am TV pruefen. PLUS bestaetigt den richtigen Satelliten, MINUS verwirft ihn und setzt die Suche fort. Fuer die letzte Optimierung in der Web-UI auf Manuell wechseln. Unter den normalen AZ-/Winkel-Fahrbuttons stehen Fein - / Fein +. Zwischen diesen beiden Feinbuttons werden RF und der gespreizte OPT-Wert live angezeigt. Beim Oeffnen von Manuell wird automatisch eine neue Referenz gesetzt: AZ zeigt 0 -&gt; +/-n Schritte; EL zeigt Referenzwinkel -&gt; aktuellen Winkel und die Winkelaenderung. Reset-Buttons sowie Puls-/PWM-Werte werden in der Bedienansicht nicht angezeigt. Technisch fahren AZ und Elevation pro Klick 50 ms; Elevation bleibt bei PWM 90. OPT spreizt RF 80-100 % linear auf 0-100 % und dient nur als Anzeige-Lupe. AUTO und RF-Schwellen bleiben unveraendert. Die separate Signalbewertungs-/Diagnosekarte ist entfernt; der technische Status zeigt nur Motorzustand AZ/EL, Hall-Sensoren und EL-Winkel samt Softlimits.</w:t>
       </w:r>
     </w:p>
     <w:p>

--- a/docs/SatAlign_V3_Schnelleinstieg.docx
+++ b/docs/SatAlign_V3_Schnelleinstieg.docx
@@ -693,7 +693,7 @@
         <w:jc w:val="center"/>
       </w:pPr>
       <w:r>
-        <w:t>Kurzregel: Receiver an, grob nach Sueden, Ausrichten, Suchen, Kandidat am TV pruefen. PLUS bestaetigt den richtigen Satelliten, MINUS verwirft ihn und setzt die Suche fort. Fuer die letzte Optimierung in der Web-UI auf Manuell wechseln. Unter den normalen AZ-/Winkel-Fahrbuttons stehen Fein - / Fein +. Zwischen diesen beiden Feinbuttons werden RF und der gespreizte OPT-Wert live angezeigt. Beim Oeffnen von Manuell wird automatisch eine neue Referenz gesetzt: AZ zeigt 0 -&gt; +/-n Schritte; EL zeigt Referenzwinkel -&gt; aktuellen Winkel und die Winkelaenderung. Reset-Buttons sowie Puls-/PWM-Werte werden in der Bedienansicht nicht angezeigt. Technisch fahren AZ und Elevation pro Klick 50 ms; Elevation bleibt bei PWM 90. OPT spreizt RF 80-100 % linear auf 0-100 % und dient nur als Anzeige-Lupe. AUTO und RF-Schwellen bleiben unveraendert. Die separate Signalbewertungs-/Diagnosekarte ist entfernt; der technische Status zeigt nur Motorzustand AZ/EL, Hall-Sensoren und EL-Winkel samt Softlimits.</w:t>
+        <w:t>Kurzregel: Receiver an, grob nach Sueden, Ausrichten, Suchen, Kandidat am TV pruefen. PLUS bestaetigt den richtigen Satelliten, MINUS verwirft ihn und setzt die Suche fort. Fuer die letzte Optimierung in der Web-UI auf Manuell wechseln. Unter den normalen AZ-/Winkel-Fahrbuttons stehen Fein - / Fein +. Zwischen diesen beiden Feinbuttons werden Signalstärke und Feinwert live angezeigt. Beim Oeffnen von Manuell wird automatisch eine neue Referenz gesetzt: AZ zeigt 0 -&gt; +/-n Schritte; EL zeigt Referenzwinkel -&gt; aktuellen Winkel und die Winkelaenderung. Reset-Buttons sowie Puls-/PWM-Werte werden in der Bedienansicht nicht angezeigt. Technisch fahren AZ und Elevation pro Klick 50 ms; Elevation bleibt bei PWM 90. Der Feinwert spreizt die Signalstärke von 80-100 % linear auf 0-100 % und dient nur als Anzeige-Lupe. AUTO und RF-Schwellen bleiben unveraendert. Die separate Signalbewertungs-/Diagnosekarte ist entfernt; der technische Status zeigt nur Motorzustand AZ/EL, Hall-Sensoren und EL-Winkel samt Softlimits.</w:t>
       </w:r>
     </w:p>
     <w:p>
